--- a/docs/pack-commercial/secretaires/CHARTE-PERIMETRE-MISSIONS_secretaire.docx
+++ b/docs/pack-commercial/secretaires/CHARTE-PERIMETRE-MISSIONS_secretaire.docx
@@ -37,7 +37,7 @@
           <w:color w:val="6B7280"/>
           <w:sz w:val="22"/>
         </w:rPr>
-        <w:t>Ce que la secrétaire fait — et ce qu'elle ne fait pas — My Easy Auto</w:t>
+        <w:t>Ce que le chargé de mission fait — et ce qu'il ne fait pas — My Easy Auto</w:t>
       </w:r>
     </w:p>
     <w:p>
@@ -935,6 +935,10 @@
       </w:r>
     </w:p>
     <w:sectPr>
+      <w:headerReference w:type="default" r:id="rId9"/>
+      <w:footerReference w:type="default" r:id="rId10"/>
+      <w:headerReference w:type="first" r:id="rId11"/>
+      <w:footerReference w:type="first" r:id="rId12"/>
       <w:pgSz w:w="12240" w:h="15840"/>
       <w:pgMar w:top="1020" w:right="1134" w:bottom="1020" w:left="1134" w:header="720" w:footer="720" w:gutter="0"/>
       <w:cols w:space="720"/>
@@ -942,6 +946,46 @@
     </w:sectPr>
   </w:body>
 </w:document>
+</file>
+
+<file path=word/footer1.xml><?xml version="1.0" encoding="utf-8"?>
+<w:ftr xmlns:m="http://schemas.openxmlformats.org/officeDocument/2006/math" xmlns:mc="http://schemas.openxmlformats.org/markup-compatibility/2006" xmlns:mo="http://schemas.microsoft.com/office/mac/office/2008/main" xmlns:mv="urn:schemas-microsoft-com:mac:vml" xmlns:o="urn:schemas-microsoft-com:office:office" xmlns:r="http://schemas.openxmlformats.org/officeDocument/2006/relationships" xmlns:v="urn:schemas-microsoft-com:vml" xmlns:w10="urn:schemas-microsoft-com:office:word" xmlns:w14="http://schemas.microsoft.com/office/word/2010/wordml" xmlns:w="http://schemas.openxmlformats.org/wordprocessingml/2006/main" xmlns:wne="http://schemas.microsoft.com/office/word/2006/wordml" xmlns:wp14="http://schemas.microsoft.com/office/word/2010/wordprocessingDrawing" xmlns:wp="http://schemas.openxmlformats.org/drawingml/2006/wordprocessingDrawing" xmlns:wpc="http://schemas.microsoft.com/office/word/2010/wordprocessingCanvas" xmlns:wpg="http://schemas.microsoft.com/office/word/2010/wordprocessingGroup" xmlns:wpi="http://schemas.microsoft.com/office/word/2010/wordprocessingInk" xmlns:wps="http://schemas.microsoft.com/office/word/2010/wordprocessingShape" mc:Ignorable="w14 wp14">
+  <w:p>
+    <w:pPr>
+      <w:pStyle w:val="Footer"/>
+    </w:pPr>
+  </w:p>
+</w:ftr>
+</file>
+
+<file path=word/footer2.xml><?xml version="1.0" encoding="utf-8"?>
+<w:ftr xmlns:m="http://schemas.openxmlformats.org/officeDocument/2006/math" xmlns:mc="http://schemas.openxmlformats.org/markup-compatibility/2006" xmlns:mo="http://schemas.microsoft.com/office/mac/office/2008/main" xmlns:mv="urn:schemas-microsoft-com:mac:vml" xmlns:o="urn:schemas-microsoft-com:office:office" xmlns:r="http://schemas.openxmlformats.org/officeDocument/2006/relationships" xmlns:v="urn:schemas-microsoft-com:vml" xmlns:w10="urn:schemas-microsoft-com:office:word" xmlns:w14="http://schemas.microsoft.com/office/word/2010/wordml" xmlns:w="http://schemas.openxmlformats.org/wordprocessingml/2006/main" xmlns:wne="http://schemas.microsoft.com/office/word/2006/wordml" xmlns:wp14="http://schemas.microsoft.com/office/word/2010/wordprocessingDrawing" xmlns:wp="http://schemas.openxmlformats.org/drawingml/2006/wordprocessingDrawing" xmlns:wpc="http://schemas.microsoft.com/office/word/2010/wordprocessingCanvas" xmlns:wpg="http://schemas.microsoft.com/office/word/2010/wordprocessingGroup" xmlns:wpi="http://schemas.microsoft.com/office/word/2010/wordprocessingInk" xmlns:wps="http://schemas.microsoft.com/office/word/2010/wordprocessingShape" mc:Ignorable="w14 wp14">
+  <w:p>
+    <w:pPr>
+      <w:pStyle w:val="Footer"/>
+    </w:pPr>
+  </w:p>
+</w:ftr>
+</file>
+
+<file path=word/header1.xml><?xml version="1.0" encoding="utf-8"?>
+<w:hdr xmlns:m="http://schemas.openxmlformats.org/officeDocument/2006/math" xmlns:mc="http://schemas.openxmlformats.org/markup-compatibility/2006" xmlns:mo="http://schemas.microsoft.com/office/mac/office/2008/main" xmlns:mv="urn:schemas-microsoft-com:mac:vml" xmlns:o="urn:schemas-microsoft-com:office:office" xmlns:r="http://schemas.openxmlformats.org/officeDocument/2006/relationships" xmlns:v="urn:schemas-microsoft-com:vml" xmlns:w10="urn:schemas-microsoft-com:office:word" xmlns:w14="http://schemas.microsoft.com/office/word/2010/wordml" xmlns:w="http://schemas.openxmlformats.org/wordprocessingml/2006/main" xmlns:wne="http://schemas.microsoft.com/office/word/2006/wordml" xmlns:wp14="http://schemas.microsoft.com/office/word/2010/wordprocessingDrawing" xmlns:wp="http://schemas.openxmlformats.org/drawingml/2006/wordprocessingDrawing" xmlns:wpc="http://schemas.microsoft.com/office/word/2010/wordprocessingCanvas" xmlns:wpg="http://schemas.microsoft.com/office/word/2010/wordprocessingGroup" xmlns:wpi="http://schemas.microsoft.com/office/word/2010/wordprocessingInk" xmlns:wps="http://schemas.microsoft.com/office/word/2010/wordprocessingShape" mc:Ignorable="w14 wp14">
+  <w:p>
+    <w:pPr>
+      <w:pStyle w:val="Header"/>
+    </w:pPr>
+  </w:p>
+</w:hdr>
+</file>
+
+<file path=word/header2.xml><?xml version="1.0" encoding="utf-8"?>
+<w:hdr xmlns:m="http://schemas.openxmlformats.org/officeDocument/2006/math" xmlns:mc="http://schemas.openxmlformats.org/markup-compatibility/2006" xmlns:mo="http://schemas.microsoft.com/office/mac/office/2008/main" xmlns:mv="urn:schemas-microsoft-com:mac:vml" xmlns:o="urn:schemas-microsoft-com:office:office" xmlns:r="http://schemas.openxmlformats.org/officeDocument/2006/relationships" xmlns:v="urn:schemas-microsoft-com:vml" xmlns:w10="urn:schemas-microsoft-com:office:word" xmlns:w14="http://schemas.microsoft.com/office/word/2010/wordml" xmlns:w="http://schemas.openxmlformats.org/wordprocessingml/2006/main" xmlns:wne="http://schemas.microsoft.com/office/word/2006/wordml" xmlns:wp14="http://schemas.microsoft.com/office/word/2010/wordprocessingDrawing" xmlns:wp="http://schemas.openxmlformats.org/drawingml/2006/wordprocessingDrawing" xmlns:wpc="http://schemas.microsoft.com/office/word/2010/wordprocessingCanvas" xmlns:wpg="http://schemas.microsoft.com/office/word/2010/wordprocessingGroup" xmlns:wpi="http://schemas.microsoft.com/office/word/2010/wordprocessingInk" xmlns:wps="http://schemas.microsoft.com/office/word/2010/wordprocessingShape" mc:Ignorable="w14 wp14">
+  <w:p>
+    <w:pPr>
+      <w:pStyle w:val="Header"/>
+    </w:pPr>
+  </w:p>
+</w:hdr>
 </file>
 
 <file path=word/numbering.xml><?xml version="1.0" encoding="utf-8"?>

--- a/docs/pack-commercial/secretaires/CHARTE-PERIMETRE-MISSIONS_secretaire.docx
+++ b/docs/pack-commercial/secretaires/CHARTE-PERIMETRE-MISSIONS_secretaire.docx
@@ -180,7 +180,7 @@
         <w:rPr>
           <w:sz w:val="20"/>
         </w:rPr>
-        <w:t>Créer le dossier à réception du rapport d'expertise (import du PDF, contrôle de l'analyse, saisie du véhicule et du client)</w:t>
+        <w:t xml:space="preserve">Créer ou reprendre le dossier à partir du rapport d'expertise (import du PDF, contrôle de l'analyse)</w:t>
       </w:r>
     </w:p>
     <w:p>
@@ -265,7 +265,7 @@
         <w:rPr>
           <w:sz w:val="20"/>
         </w:rPr>
-        <w:t>Établir les devis à partir du rapport</w:t>
+        <w:t xml:space="preserve">Contrôler la conformité des devis et factures au rapport avant envoi</w:t>
       </w:r>
     </w:p>
     <w:p>
@@ -289,7 +289,7 @@
         <w:rPr>
           <w:sz w:val="20"/>
         </w:rPr>
-        <w:t>Éditer les ordres de réparation</w:t>
+        <w:t xml:space="preserve">Réunir les pièces nécessaires au règlement (OR signé, cession de créance, accord de prise en charge)</w:t>
       </w:r>
     </w:p>
     <w:p>
@@ -569,7 +569,7 @@
         <w:rPr>
           <w:sz w:val="20"/>
         </w:rPr>
-        <w:t>Traiter la boîte email du garage : tri, réponses courantes, classement</w:t>
+        <w:t xml:space="preserve">Suivre dans la boîte email du garage les échanges liés aux dossiers (experts, assureurs, clients)</w:t>
       </w:r>
     </w:p>
     <w:p>
@@ -777,7 +777,7 @@
         <w:rPr>
           <w:sz w:val="21"/>
         </w:rPr>
-        <w:t>Délai de traitement des demandes courantes : un jour ouvré.</w:t>
+        <w:t xml:space="preserve">Délai de réponse aux demandes courantes : un jour ouvré (accusé de réception ; le traitement suit selon le dossier).</w:t>
       </w:r>
     </w:p>
     <w:p>
@@ -931,7 +931,7 @@
           <w:color w:val="6B7280"/>
           <w:sz w:val="16"/>
         </w:rPr>
-        <w:t>Document d'information annexé au contrat de prestation de services My Easy Auto. Le périmètre individuel de chaque collaboratrice figure à l'annexe 2 de son contrat et prévaut sur le présent document. Édité par IDEA FORMA — contact@myeasyauto.fr</w:t>
+        <w:t xml:space="preserve">Document d'information annexé au contrat de prestation de services My Easy Auto. Le périmètre individuel de chaque collaboratrice figure à l'annexe 2 de son contrat et prévaut sur le présent document. Édité par MY EASY AUTO — contact@myeasyauto.fr</w:t>
       </w:r>
     </w:p>
     <w:sectPr>
